--- a/Science Books/QED Course/Lesson 09 Wave Functions and Hilbert Spaces.docx
+++ b/Science Books/QED Course/Lesson 09 Wave Functions and Hilbert Spaces.docx
@@ -552,7 +552,76 @@
       <m:oMathPara>
         <m:oMath>
           <m:r>
-            <m:t xml:space="preserve">dP(x, t) = |ψ(x, t)|² d³x</m:t>
+            <m:t xml:space="preserve">dP</m:t>
+          </m:r>
+          <m:d>
+            <m:dPr/>
+            <m:e>
+              <m:r>
+                <m:t xml:space="preserve">x</m:t>
+              </m:r>
+              <m:r>
+                <m:t xml:space="preserve">,</m:t>
+              </m:r>
+              <m:r>
+                <m:t xml:space="preserve">t</m:t>
+              </m:r>
+            </m:e>
+          </m:d>
+          <m:r>
+            <m:t xml:space="preserve">=</m:t>
+          </m:r>
+          <m:sSup>
+            <m:e>
+              <m:d>
+                <m:dPr>
+                  <m:begChr m:val="|"/>
+                  <m:endChr m:val="|"/>
+                </m:dPr>
+                <m:e>
+                  <m:r>
+                    <m:t xml:space="preserve">ψ</m:t>
+                  </m:r>
+                  <m:d>
+                    <m:dPr/>
+                    <m:e>
+                      <m:r>
+                        <m:t xml:space="preserve">x</m:t>
+                      </m:r>
+                      <m:r>
+                        <m:t xml:space="preserve">,</m:t>
+                      </m:r>
+                      <m:r>
+                        <m:t xml:space="preserve">t</m:t>
+                      </m:r>
+                    </m:e>
+                  </m:d>
+                </m:e>
+              </m:d>
+            </m:e>
+            <m:sup>
+              <m:r>
+                <m:t xml:space="preserve">2</m:t>
+              </m:r>
+            </m:sup>
+          </m:sSup>
+          <m:r>
+            <m:t xml:space="preserve"> </m:t>
+          </m:r>
+          <m:sSup>
+            <m:e>
+              <m:r>
+                <m:t xml:space="preserve">d</m:t>
+              </m:r>
+            </m:e>
+            <m:sup>
+              <m:r>
+                <m:t xml:space="preserve">3</m:t>
+              </m:r>
+            </m:sup>
+          </m:sSup>
+          <m:r>
+            <m:t xml:space="preserve">x</m:t>
           </m:r>
         </m:oMath>
       </m:oMathPara>
@@ -570,7 +639,68 @@
       <m:oMathPara>
         <m:oMath>
           <m:r>
-            <m:t xml:space="preserve">∫ |ψ(x, t)|² d³x = 1</m:t>
+            <m:t xml:space="preserve">∫</m:t>
+          </m:r>
+          <m:r>
+            <m:t xml:space="preserve"> </m:t>
+          </m:r>
+          <m:sSup>
+            <m:e>
+              <m:d>
+                <m:dPr>
+                  <m:begChr m:val="|"/>
+                  <m:endChr m:val="|"/>
+                </m:dPr>
+                <m:e>
+                  <m:r>
+                    <m:t xml:space="preserve">ψ</m:t>
+                  </m:r>
+                  <m:d>
+                    <m:dPr/>
+                    <m:e>
+                      <m:r>
+                        <m:t xml:space="preserve">x</m:t>
+                      </m:r>
+                      <m:r>
+                        <m:t xml:space="preserve">,</m:t>
+                      </m:r>
+                      <m:r>
+                        <m:t xml:space="preserve">t</m:t>
+                      </m:r>
+                    </m:e>
+                  </m:d>
+                </m:e>
+              </m:d>
+            </m:e>
+            <m:sup>
+              <m:r>
+                <m:t xml:space="preserve">2</m:t>
+              </m:r>
+            </m:sup>
+          </m:sSup>
+          <m:r>
+            <m:t xml:space="preserve"> </m:t>
+          </m:r>
+          <m:sSup>
+            <m:e>
+              <m:r>
+                <m:t xml:space="preserve">d</m:t>
+              </m:r>
+            </m:e>
+            <m:sup>
+              <m:r>
+                <m:t xml:space="preserve">3</m:t>
+              </m:r>
+            </m:sup>
+          </m:sSup>
+          <m:r>
+            <m:t xml:space="preserve">x</m:t>
+          </m:r>
+          <m:r>
+            <m:t xml:space="preserve">=</m:t>
+          </m:r>
+          <m:r>
+            <m:t xml:space="preserve">1</m:t>
           </m:r>
         </m:oMath>
       </m:oMathPara>
@@ -635,7 +765,65 @@
       <m:oMathPara>
         <m:oMath>
           <m:r>
-            <m:t xml:space="preserve">⟨φ|ψ⟩ = ∫ φ*(x) ψ(x) d³x</m:t>
+            <m:t xml:space="preserve">⟨φ</m:t>
+          </m:r>
+          <m:r>
+            <m:t xml:space="preserve">|</m:t>
+          </m:r>
+          <m:r>
+            <m:t xml:space="preserve">ψ⟩</m:t>
+          </m:r>
+          <m:r>
+            <m:t xml:space="preserve">=</m:t>
+          </m:r>
+          <m:r>
+            <m:t xml:space="preserve">∫</m:t>
+          </m:r>
+          <m:r>
+            <m:t xml:space="preserve"> </m:t>
+          </m:r>
+          <m:r>
+            <m:t xml:space="preserve">φ*</m:t>
+          </m:r>
+          <m:d>
+            <m:dPr/>
+            <m:e>
+              <m:r>
+                <m:t xml:space="preserve">x</m:t>
+              </m:r>
+            </m:e>
+          </m:d>
+          <m:r>
+            <m:t xml:space="preserve"> </m:t>
+          </m:r>
+          <m:r>
+            <m:t xml:space="preserve">ψ</m:t>
+          </m:r>
+          <m:d>
+            <m:dPr/>
+            <m:e>
+              <m:r>
+                <m:t xml:space="preserve">x</m:t>
+              </m:r>
+            </m:e>
+          </m:d>
+          <m:r>
+            <m:t xml:space="preserve"> </m:t>
+          </m:r>
+          <m:sSup>
+            <m:e>
+              <m:r>
+                <m:t xml:space="preserve">d</m:t>
+              </m:r>
+            </m:e>
+            <m:sup>
+              <m:r>
+                <m:t xml:space="preserve">3</m:t>
+              </m:r>
+            </m:sup>
+          </m:sSup>
+          <m:r>
+            <m:t xml:space="preserve">x</m:t>
           </m:r>
         </m:oMath>
       </m:oMathPara>
@@ -700,8 +888,89 @@
       <m:oMathPara>
         <m:oMath>
           <m:r>
-            <m:t xml:space="preserve">j(x, t) = (ℏ/m) Im[ψ*∇ψ] = (ℏ/2mi)(ψ*∇ψ − ψ∇ψ*)</m:t>
+            <m:t xml:space="preserve">j</m:t>
           </m:r>
+          <m:d>
+            <m:dPr/>
+            <m:e>
+              <m:r>
+                <m:t xml:space="preserve">x</m:t>
+              </m:r>
+              <m:r>
+                <m:t xml:space="preserve">,</m:t>
+              </m:r>
+              <m:r>
+                <m:t xml:space="preserve">t</m:t>
+              </m:r>
+            </m:e>
+          </m:d>
+          <m:r>
+            <m:t xml:space="preserve">=</m:t>
+          </m:r>
+          <m:f>
+            <m:num>
+              <m:r>
+                <m:t xml:space="preserve">ℏ</m:t>
+              </m:r>
+            </m:num>
+            <m:den>
+              <m:r>
+                <m:t xml:space="preserve">m</m:t>
+              </m:r>
+            </m:den>
+          </m:f>
+          <m:r>
+            <m:t xml:space="preserve"> </m:t>
+          </m:r>
+          <m:func>
+            <m:fName>
+              <m:r>
+                <m:t xml:space="preserve">Im</m:t>
+              </m:r>
+            </m:fName>
+            <m:e>
+              <m:d>
+                <m:dPr>
+                  <m:begChr m:val="["/>
+                  <m:endChr m:val="]"/>
+                </m:dPr>
+                <m:e>
+                  <m:r>
+                    <m:t xml:space="preserve">ψ*∇ψ</m:t>
+                  </m:r>
+                </m:e>
+              </m:d>
+            </m:e>
+          </m:func>
+          <m:r>
+            <m:t xml:space="preserve">=</m:t>
+          </m:r>
+          <m:f>
+            <m:num>
+              <m:r>
+                <m:t xml:space="preserve">ℏ</m:t>
+              </m:r>
+            </m:num>
+            <m:den>
+              <m:r>
+                <m:t xml:space="preserve">2mi</m:t>
+              </m:r>
+            </m:den>
+          </m:f>
+          <m:d>
+            <m:dPr/>
+            <m:e>
+              <m:r>
+                <m:t xml:space="preserve">ψ*∇ψ</m:t>
+              </m:r>
+              <m:r>
+                <m:t xml:space="preserve">−</m:t>
+              </m:r>
+              <m:r>
+                <m:t xml:space="preserve">ψ∇ψ*</m:t>
+              </m:r>
+            </m:e>
+          </m:d>
         </m:oMath>
       </m:oMathPara>
     </w:p>
@@ -717,9 +986,65 @@
       </w:pPr>
       <m:oMathPara>
         <m:oMath>
+          <m:f>
+            <m:num>
+              <m:r>
+                <m:t xml:space="preserve">∂ρ</m:t>
+              </m:r>
+            </m:num>
+            <m:den>
+              <m:r>
+                <m:t xml:space="preserve">∂t</m:t>
+              </m:r>
+            </m:den>
+          </m:f>
           <m:r>
-            <m:t xml:space="preserve">∂ρ/∂t + ∇·j = 0,    ρ = |ψ|²</m:t>
+            <m:t xml:space="preserve">+</m:t>
           </m:r>
+          <m:r>
+            <m:t xml:space="preserve">∇</m:t>
+          </m:r>
+          <m:r>
+            <m:t xml:space="preserve">·</m:t>
+          </m:r>
+          <m:r>
+            <m:t xml:space="preserve">j</m:t>
+          </m:r>
+          <m:r>
+            <m:t xml:space="preserve">=</m:t>
+          </m:r>
+          <m:r>
+            <m:t xml:space="preserve">0</m:t>
+          </m:r>
+          <m:r>
+            <m:t xml:space="preserve">,</m:t>
+          </m:r>
+          <m:r>
+            <m:t xml:space="preserve">ρ</m:t>
+          </m:r>
+          <m:r>
+            <m:t xml:space="preserve">=</m:t>
+          </m:r>
+          <m:sSup>
+            <m:e>
+              <m:d>
+                <m:dPr>
+                  <m:begChr m:val="|"/>
+                  <m:endChr m:val="|"/>
+                </m:dPr>
+                <m:e>
+                  <m:r>
+                    <m:t xml:space="preserve">ψ</m:t>
+                  </m:r>
+                </m:e>
+              </m:d>
+            </m:e>
+            <m:sup>
+              <m:r>
+                <m:t xml:space="preserve">2</m:t>
+              </m:r>
+            </m:sup>
+          </m:sSup>
         </m:oMath>
       </m:oMathPara>
     </w:p>
@@ -783,7 +1108,111 @@
       <m:oMathPara>
         <m:oMath>
           <m:r>
-            <m:t xml:space="preserve">ψ(x) = Σₙ cₙ uₙ(x),    cₙ = ⟨uₙ|ψ⟩ = ∫ uₙ*(x) ψ(x) d³x</m:t>
+            <m:t xml:space="preserve">ψ</m:t>
+          </m:r>
+          <m:d>
+            <m:dPr/>
+            <m:e>
+              <m:r>
+                <m:t xml:space="preserve">x</m:t>
+              </m:r>
+            </m:e>
+          </m:d>
+          <m:r>
+            <m:t xml:space="preserve">=</m:t>
+          </m:r>
+          <m:r>
+            <m:t xml:space="preserve">Σₙ</m:t>
+          </m:r>
+          <m:r>
+            <m:t xml:space="preserve"> </m:t>
+          </m:r>
+          <m:r>
+            <m:t xml:space="preserve">cₙ</m:t>
+          </m:r>
+          <m:r>
+            <m:t xml:space="preserve"> </m:t>
+          </m:r>
+          <m:r>
+            <m:t xml:space="preserve">uₙ</m:t>
+          </m:r>
+          <m:d>
+            <m:dPr/>
+            <m:e>
+              <m:r>
+                <m:t xml:space="preserve">x</m:t>
+              </m:r>
+            </m:e>
+          </m:d>
+          <m:r>
+            <m:t xml:space="preserve">,</m:t>
+          </m:r>
+          <m:r>
+            <m:t xml:space="preserve">cₙ</m:t>
+          </m:r>
+          <m:r>
+            <m:t xml:space="preserve">=</m:t>
+          </m:r>
+          <m:r>
+            <m:t xml:space="preserve">⟨uₙ</m:t>
+          </m:r>
+          <m:r>
+            <m:t xml:space="preserve">|</m:t>
+          </m:r>
+          <m:r>
+            <m:t xml:space="preserve">ψ⟩</m:t>
+          </m:r>
+          <m:r>
+            <m:t xml:space="preserve">=</m:t>
+          </m:r>
+          <m:r>
+            <m:t xml:space="preserve">∫</m:t>
+          </m:r>
+          <m:r>
+            <m:t xml:space="preserve"> </m:t>
+          </m:r>
+          <m:r>
+            <m:t xml:space="preserve">uₙ*</m:t>
+          </m:r>
+          <m:d>
+            <m:dPr/>
+            <m:e>
+              <m:r>
+                <m:t xml:space="preserve">x</m:t>
+              </m:r>
+            </m:e>
+          </m:d>
+          <m:r>
+            <m:t xml:space="preserve"> </m:t>
+          </m:r>
+          <m:r>
+            <m:t xml:space="preserve">ψ</m:t>
+          </m:r>
+          <m:d>
+            <m:dPr/>
+            <m:e>
+              <m:r>
+                <m:t xml:space="preserve">x</m:t>
+              </m:r>
+            </m:e>
+          </m:d>
+          <m:r>
+            <m:t xml:space="preserve"> </m:t>
+          </m:r>
+          <m:sSup>
+            <m:e>
+              <m:r>
+                <m:t xml:space="preserve">d</m:t>
+              </m:r>
+            </m:e>
+            <m:sup>
+              <m:r>
+                <m:t xml:space="preserve">3</m:t>
+              </m:r>
+            </m:sup>
+          </m:sSup>
+          <m:r>
+            <m:t xml:space="preserve">x</m:t>
           </m:r>
         </m:oMath>
       </m:oMathPara>
@@ -814,7 +1243,48 @@
       <m:oMathPara>
         <m:oMath>
           <m:r>
-            <m:t xml:space="preserve">⟨ψ|ψ⟩ = Σₙ |cₙ|² = 1</m:t>
+            <m:t xml:space="preserve">⟨ψ</m:t>
+          </m:r>
+          <m:r>
+            <m:t xml:space="preserve">|</m:t>
+          </m:r>
+          <m:r>
+            <m:t xml:space="preserve">ψ⟩</m:t>
+          </m:r>
+          <m:r>
+            <m:t xml:space="preserve">=</m:t>
+          </m:r>
+          <m:r>
+            <m:t xml:space="preserve">Σₙ</m:t>
+          </m:r>
+          <m:r>
+            <m:t xml:space="preserve"> </m:t>
+          </m:r>
+          <m:sSup>
+            <m:e>
+              <m:d>
+                <m:dPr>
+                  <m:begChr m:val="|"/>
+                  <m:endChr m:val="|"/>
+                </m:dPr>
+                <m:e>
+                  <m:r>
+                    <m:t xml:space="preserve">cₙ</m:t>
+                  </m:r>
+                </m:e>
+              </m:d>
+            </m:e>
+            <m:sup>
+              <m:r>
+                <m:t xml:space="preserve">2</m:t>
+              </m:r>
+            </m:sup>
+          </m:sSup>
+          <m:r>
+            <m:t xml:space="preserve">=</m:t>
+          </m:r>
+          <m:r>
+            <m:t xml:space="preserve">1</m:t>
           </m:r>
         </m:oMath>
       </m:oMathPara>
@@ -925,9 +1395,222 @@
       </w:pPr>
       <m:oMathPara>
         <m:oMath>
+          <m:sSup>
+            <m:e>
+              <m:d>
+                <m:dPr>
+                  <m:begChr m:val="|"/>
+                  <m:endChr m:val="|"/>
+                </m:dPr>
+                <m:e>
+                  <m:r>
+                    <m:t xml:space="preserve">ψ</m:t>
+                  </m:r>
+                </m:e>
+              </m:d>
+            </m:e>
+            <m:sup>
+              <m:r>
+                <m:t xml:space="preserve">2</m:t>
+              </m:r>
+            </m:sup>
+          </m:sSup>
           <m:r>
-            <m:t xml:space="preserve">|ψ|² = |c₁|²|ψ₁|² + |c₂|²|ψ₂|² + 2 Re(c₁*c₂ ψ₁*ψ₂)</m:t>
+            <m:t xml:space="preserve">=</m:t>
           </m:r>
+          <m:sSup>
+            <m:e>
+              <m:d>
+                <m:dPr>
+                  <m:begChr m:val="|"/>
+                  <m:endChr m:val="|"/>
+                </m:dPr>
+                <m:e>
+                  <m:sSub>
+                    <m:e>
+                      <m:r>
+                        <m:t xml:space="preserve">c</m:t>
+                      </m:r>
+                    </m:e>
+                    <m:sub>
+                      <m:r>
+                        <m:t xml:space="preserve">1</m:t>
+                      </m:r>
+                    </m:sub>
+                  </m:sSub>
+                </m:e>
+              </m:d>
+            </m:e>
+            <m:sup>
+              <m:r>
+                <m:t xml:space="preserve">2</m:t>
+              </m:r>
+            </m:sup>
+          </m:sSup>
+          <m:sSup>
+            <m:e>
+              <m:d>
+                <m:dPr>
+                  <m:begChr m:val="|"/>
+                  <m:endChr m:val="|"/>
+                </m:dPr>
+                <m:e>
+                  <m:sSub>
+                    <m:e>
+                      <m:r>
+                        <m:t xml:space="preserve">ψ</m:t>
+                      </m:r>
+                    </m:e>
+                    <m:sub>
+                      <m:r>
+                        <m:t xml:space="preserve">1</m:t>
+                      </m:r>
+                    </m:sub>
+                  </m:sSub>
+                </m:e>
+              </m:d>
+            </m:e>
+            <m:sup>
+              <m:r>
+                <m:t xml:space="preserve">2</m:t>
+              </m:r>
+            </m:sup>
+          </m:sSup>
+          <m:r>
+            <m:t xml:space="preserve">+</m:t>
+          </m:r>
+          <m:sSup>
+            <m:e>
+              <m:d>
+                <m:dPr>
+                  <m:begChr m:val="|"/>
+                  <m:endChr m:val="|"/>
+                </m:dPr>
+                <m:e>
+                  <m:sSub>
+                    <m:e>
+                      <m:r>
+                        <m:t xml:space="preserve">c</m:t>
+                      </m:r>
+                    </m:e>
+                    <m:sub>
+                      <m:r>
+                        <m:t xml:space="preserve">2</m:t>
+                      </m:r>
+                    </m:sub>
+                  </m:sSub>
+                </m:e>
+              </m:d>
+            </m:e>
+            <m:sup>
+              <m:r>
+                <m:t xml:space="preserve">2</m:t>
+              </m:r>
+            </m:sup>
+          </m:sSup>
+          <m:sSup>
+            <m:e>
+              <m:d>
+                <m:dPr>
+                  <m:begChr m:val="|"/>
+                  <m:endChr m:val="|"/>
+                </m:dPr>
+                <m:e>
+                  <m:sSub>
+                    <m:e>
+                      <m:r>
+                        <m:t xml:space="preserve">ψ</m:t>
+                      </m:r>
+                    </m:e>
+                    <m:sub>
+                      <m:r>
+                        <m:t xml:space="preserve">2</m:t>
+                      </m:r>
+                    </m:sub>
+                  </m:sSub>
+                </m:e>
+              </m:d>
+            </m:e>
+            <m:sup>
+              <m:r>
+                <m:t xml:space="preserve">2</m:t>
+              </m:r>
+            </m:sup>
+          </m:sSup>
+          <m:r>
+            <m:t xml:space="preserve">+</m:t>
+          </m:r>
+          <m:r>
+            <m:t xml:space="preserve">2</m:t>
+          </m:r>
+          <m:r>
+            <m:t xml:space="preserve"> </m:t>
+          </m:r>
+          <m:func>
+            <m:fName>
+              <m:r>
+                <m:t xml:space="preserve">Re</m:t>
+              </m:r>
+            </m:fName>
+            <m:e>
+              <m:d>
+                <m:dPr/>
+                <m:e>
+                  <m:sSub>
+                    <m:e>
+                      <m:r>
+                        <m:t xml:space="preserve">c</m:t>
+                      </m:r>
+                    </m:e>
+                    <m:sub>
+                      <m:r>
+                        <m:t xml:space="preserve">1</m:t>
+                      </m:r>
+                    </m:sub>
+                  </m:sSub>
+                  <m:sSub>
+                    <m:e>
+                      <m:r>
+                        <m:t xml:space="preserve">*c</m:t>
+                      </m:r>
+                    </m:e>
+                    <m:sub>
+                      <m:r>
+                        <m:t xml:space="preserve">2</m:t>
+                      </m:r>
+                    </m:sub>
+                  </m:sSub>
+                  <m:r>
+                    <m:t xml:space="preserve"> </m:t>
+                  </m:r>
+                  <m:sSub>
+                    <m:e>
+                      <m:r>
+                        <m:t xml:space="preserve">ψ</m:t>
+                      </m:r>
+                    </m:e>
+                    <m:sub>
+                      <m:r>
+                        <m:t xml:space="preserve">1</m:t>
+                      </m:r>
+                    </m:sub>
+                  </m:sSub>
+                  <m:sSub>
+                    <m:e>
+                      <m:r>
+                        <m:t xml:space="preserve">*ψ</m:t>
+                      </m:r>
+                    </m:e>
+                    <m:sub>
+                      <m:r>
+                        <m:t xml:space="preserve">2</m:t>
+                      </m:r>
+                    </m:sub>
+                  </m:sSub>
+                </m:e>
+              </m:d>
+            </m:e>
+          </m:func>
         </m:oMath>
       </m:oMathPara>
     </w:p>
@@ -978,8 +1661,117 @@
       <m:oMathPara>
         <m:oMath>
           <m:r>
-            <m:t xml:space="preserve">⟨x⟩ = ∫ x |ψ(x)|² d³x,    σₓ² = ⟨x²⟩ − ⟨x⟩²</m:t>
+            <m:t xml:space="preserve">⟨x⟩</m:t>
           </m:r>
+          <m:r>
+            <m:t xml:space="preserve">=</m:t>
+          </m:r>
+          <m:r>
+            <m:t xml:space="preserve">∫</m:t>
+          </m:r>
+          <m:r>
+            <m:t xml:space="preserve"> </m:t>
+          </m:r>
+          <m:r>
+            <m:t xml:space="preserve">x</m:t>
+          </m:r>
+          <m:r>
+            <m:t xml:space="preserve"> </m:t>
+          </m:r>
+          <m:sSup>
+            <m:e>
+              <m:d>
+                <m:dPr>
+                  <m:begChr m:val="|"/>
+                  <m:endChr m:val="|"/>
+                </m:dPr>
+                <m:e>
+                  <m:r>
+                    <m:t xml:space="preserve">ψ</m:t>
+                  </m:r>
+                  <m:d>
+                    <m:dPr/>
+                    <m:e>
+                      <m:r>
+                        <m:t xml:space="preserve">x</m:t>
+                      </m:r>
+                    </m:e>
+                  </m:d>
+                </m:e>
+              </m:d>
+            </m:e>
+            <m:sup>
+              <m:r>
+                <m:t xml:space="preserve">2</m:t>
+              </m:r>
+            </m:sup>
+          </m:sSup>
+          <m:r>
+            <m:t xml:space="preserve"> </m:t>
+          </m:r>
+          <m:sSup>
+            <m:e>
+              <m:r>
+                <m:t xml:space="preserve">d</m:t>
+              </m:r>
+            </m:e>
+            <m:sup>
+              <m:r>
+                <m:t xml:space="preserve">3</m:t>
+              </m:r>
+            </m:sup>
+          </m:sSup>
+          <m:r>
+            <m:t xml:space="preserve">x</m:t>
+          </m:r>
+          <m:r>
+            <m:t xml:space="preserve">,</m:t>
+          </m:r>
+          <m:sSup>
+            <m:e>
+              <m:r>
+                <m:t xml:space="preserve">σₓ</m:t>
+              </m:r>
+            </m:e>
+            <m:sup>
+              <m:r>
+                <m:t xml:space="preserve">2</m:t>
+              </m:r>
+            </m:sup>
+          </m:sSup>
+          <m:r>
+            <m:t xml:space="preserve">=</m:t>
+          </m:r>
+          <m:sSup>
+            <m:e>
+              <m:r>
+                <m:t xml:space="preserve">⟨x</m:t>
+              </m:r>
+            </m:e>
+            <m:sup>
+              <m:r>
+                <m:t xml:space="preserve">2</m:t>
+              </m:r>
+            </m:sup>
+          </m:sSup>
+          <m:r>
+            <m:t xml:space="preserve">⟩</m:t>
+          </m:r>
+          <m:r>
+            <m:t xml:space="preserve">−</m:t>
+          </m:r>
+          <m:sSup>
+            <m:e>
+              <m:r>
+                <m:t xml:space="preserve">⟨x⟩</m:t>
+              </m:r>
+            </m:e>
+            <m:sup>
+              <m:r>
+                <m:t xml:space="preserve">2</m:t>
+              </m:r>
+            </m:sup>
+          </m:sSup>
         </m:oMath>
       </m:oMathPara>
     </w:p>
